--- a/templates/Uploaded Policy Declarations Page.docx
+++ b/templates/Uploaded Policy Declarations Page.docx
@@ -252,7 +252,7 @@
           <w:rFonts w:ascii="Times New Roman" w:cs="Times New Roman" w:eastAsia="Times New Roman" w:hAnsi="Times New Roman"/>
           <w:rtl w:val="0"/>
         </w:rPr>
-        <w:t xml:space="preserve"> {Policy Number}</w:t>
+        <w:t xml:space="preserve"> {PolicyNumber}</w:t>
         <w:br w:type="textWrapping"/>
       </w:r>
       <w:r>
@@ -269,7 +269,7 @@
           <w:rFonts w:ascii="Times New Roman" w:cs="Times New Roman" w:eastAsia="Times New Roman" w:hAnsi="Times New Roman"/>
           <w:rtl w:val="0"/>
         </w:rPr>
-        <w:t xml:space="preserve"> {Start Date}</w:t>
+        <w:t xml:space="preserve"> {StartDate}</w:t>
         <w:br w:type="textWrapping"/>
       </w:r>
       <w:r>
@@ -297,7 +297,7 @@
     <w:tbl>
       <w:tblPr>
         <w:tblStyle w:val="Table1"/>
-        <w:tblW w:w="8120.0" w:type="dxa"/>
+        <w:tblW w:w="8340.0" w:type="dxa"/>
         <w:jc w:val="left"/>
         <w:tblBorders>
           <w:top w:color="000000" w:space="0" w:sz="0" w:val="nil"/>
@@ -311,16 +311,16 @@
         <w:tblLook w:val="0600"/>
       </w:tblPr>
       <w:tblGrid>
-        <w:gridCol w:w="3485"/>
-        <w:gridCol w:w="2000"/>
-        <w:gridCol w:w="1445"/>
-        <w:gridCol w:w="1190"/>
+        <w:gridCol w:w="3480"/>
+        <w:gridCol w:w="1995"/>
+        <w:gridCol w:w="1440"/>
+        <w:gridCol w:w="1425"/>
         <w:tblGridChange w:id="0">
           <w:tblGrid>
-            <w:gridCol w:w="3485"/>
-            <w:gridCol w:w="2000"/>
-            <w:gridCol w:w="1445"/>
-            <w:gridCol w:w="1190"/>
+            <w:gridCol w:w="3480"/>
+            <w:gridCol w:w="1995"/>
+            <w:gridCol w:w="1440"/>
+            <w:gridCol w:w="1425"/>
           </w:tblGrid>
         </w:tblGridChange>
       </w:tblGrid>
@@ -521,7 +521,7 @@
                 <w:rFonts w:ascii="Times New Roman" w:cs="Times New Roman" w:eastAsia="Times New Roman" w:hAnsi="Times New Roman"/>
                 <w:rtl w:val="0"/>
               </w:rPr>
-              <w:t xml:space="preserve">{VIN #1}</w:t>
+              <w:t xml:space="preserve">{VIN1}</w:t>
             </w:r>
           </w:p>
         </w:tc>
@@ -553,7 +553,7 @@
                 <w:rFonts w:ascii="Times New Roman" w:cs="Times New Roman" w:eastAsia="Times New Roman" w:hAnsi="Times New Roman"/>
                 <w:rtl w:val="0"/>
               </w:rPr>
-              <w:t xml:space="preserve">{YEAR}</w:t>
+              <w:t xml:space="preserve">{YEAR1}</w:t>
             </w:r>
           </w:p>
         </w:tc>
@@ -585,7 +585,7 @@
                 <w:rFonts w:ascii="Times New Roman" w:cs="Times New Roman" w:eastAsia="Times New Roman" w:hAnsi="Times New Roman"/>
                 <w:rtl w:val="0"/>
               </w:rPr>
-              <w:t xml:space="preserve">{MAKE}</w:t>
+              <w:t xml:space="preserve">{MAKE1}</w:t>
             </w:r>
           </w:p>
         </w:tc>
@@ -617,7 +617,7 @@
                 <w:rFonts w:ascii="Times New Roman" w:cs="Times New Roman" w:eastAsia="Times New Roman" w:hAnsi="Times New Roman"/>
                 <w:rtl w:val="0"/>
               </w:rPr>
-              <w:t xml:space="preserve">{MODEL}</w:t>
+              <w:t xml:space="preserve">{MODEL1}</w:t>
             </w:r>
           </w:p>
         </w:tc>
@@ -656,7 +656,7 @@
                 <w:rFonts w:ascii="Times New Roman" w:cs="Times New Roman" w:eastAsia="Times New Roman" w:hAnsi="Times New Roman"/>
                 <w:rtl w:val="0"/>
               </w:rPr>
-              <w:t xml:space="preserve">{VIN #2}</w:t>
+              <w:t xml:space="preserve">{VIN2}</w:t>
             </w:r>
           </w:p>
         </w:tc>
@@ -688,7 +688,7 @@
                 <w:rFonts w:ascii="Times New Roman" w:cs="Times New Roman" w:eastAsia="Times New Roman" w:hAnsi="Times New Roman"/>
                 <w:rtl w:val="0"/>
               </w:rPr>
-              <w:t xml:space="preserve">{YEAR}</w:t>
+              <w:t xml:space="preserve">{YEAR2}</w:t>
             </w:r>
           </w:p>
         </w:tc>
@@ -720,7 +720,7 @@
                 <w:rFonts w:ascii="Times New Roman" w:cs="Times New Roman" w:eastAsia="Times New Roman" w:hAnsi="Times New Roman"/>
                 <w:rtl w:val="0"/>
               </w:rPr>
-              <w:t xml:space="preserve">{MAKE}</w:t>
+              <w:t xml:space="preserve">{MAKE2}</w:t>
             </w:r>
           </w:p>
         </w:tc>
@@ -752,7 +752,7 @@
                 <w:rFonts w:ascii="Times New Roman" w:cs="Times New Roman" w:eastAsia="Times New Roman" w:hAnsi="Times New Roman"/>
                 <w:rtl w:val="0"/>
               </w:rPr>
-              <w:t xml:space="preserve">{MODEL}</w:t>
+              <w:t xml:space="preserve">{MODEL2}</w:t>
             </w:r>
           </w:p>
         </w:tc>
@@ -1796,7 +1796,7 @@
           <w:rFonts w:ascii="Times New Roman" w:cs="Times New Roman" w:eastAsia="Times New Roman" w:hAnsi="Times New Roman"/>
           <w:rtl w:val="0"/>
         </w:rPr>
-        <w:t xml:space="preserve"> {Total Premium}</w:t>
+        <w:t xml:space="preserve"> {TotalPremium}</w:t>
       </w:r>
     </w:p>
     <w:p>
@@ -1859,7 +1859,7 @@
           <w:rFonts w:ascii="Times New Roman" w:cs="Times New Roman" w:eastAsia="Times New Roman" w:hAnsi="Times New Roman"/>
           <w:rtl w:val="0"/>
         </w:rPr>
-        <w:t xml:space="preserve">{Discount #1} | {Discount #2} | {Discont #3} | {Discount #4} | {Discount #5}</w:t>
+        <w:t xml:space="preserve">{Discount1} | {Discount2} | {Discont3} | {Discount4} | {Discount5}</w:t>
       </w:r>
     </w:p>
     <w:p>
